--- a/docs/irb/submission/Recruitment_Materials.docx
+++ b/docs/irb/submission/Recruitment_Materials.docx
@@ -160,7 +160,7 @@
           <w:rFonts w:ascii="Arial" w:hAnsi="Arial"/>
           <w:b w:val="0"/>
         </w:rPr>
-        <w:t>If you participate, you will remain seated while wearing an HTC Vive Focus Vision headset, turn to look for virtual colored shapes arranged around you, receive spoken hints, answer questionnaires, and record about 1–2 minutes of your own speech. The task includes practice and four search blocks with up to 16 trials each (up to 64 experimental trials total). Offline software on a UCF-managed research computer will use the recording to create a private synthetic voice that resembles you for fixed study prompts. Your recording and synthetic voice will not be sent to an outside voice service. The study also records eye-gaze interaction data and task performance. It does not save room video, face video, webcam video, or raw eye-camera images.</w:t>
+        <w:t>If you participate, you will remain seated while wearing a mixed-reality head-mounted display, turn to look for virtual colored shapes arranged around you, receive spoken hints, answer questionnaires, and record about 1–2 minutes of your own speech. The task includes practice and four search blocks with up to 16 trials each (up to 64 experimental trials total). Offline software on a UCF-managed research computer will use the recording to create a private synthetic voice that resembles you for fixed study prompts. Your recording and synthetic voice will not be sent to an outside voice service. The study also records eye-gaze interaction data and task performance. It does not save room video, face video, webcam video, or raw eye-camera images.</w:t>
       </w:r>
     </w:p>
     <w:p>
@@ -350,7 +350,7 @@
           <w:rFonts w:ascii="Arial" w:hAnsi="Arial"/>
           <w:b w:val="0"/>
         </w:rPr>
-        <w:t>• Wear an HTC Vive Focus Vision headset</w:t>
+        <w:t>• Wear a mixed-reality head-mounted display</w:t>
       </w:r>
     </w:p>
     <w:p>
